--- a/docs/视频EEG_详细操作说明.docx
+++ b/docs/视频EEG_详细操作说明.docx
@@ -175,7 +175,71 @@
         <w:pStyle w:val="Normal"/>
       </w:pPr>
       <w:r>
-        <w:t xml:space="preserve">从实验室已核对的母库复制视频，文件名须保留，例如 0001.mp4。支持两种布局：</w:t>
+        <w:t xml:space="preserve">当前远端视频包尚在上传，完整下载状态见 材料发布状态 (MATERIALS_UPLOAD_STATUS.md)。</w:t>
+      </w:r>
+    </w:p>
+    <w:p>
+      <w:pPr>
+        <w:pStyle w:val="Normal"/>
+      </w:pPr>
+      <w:r>
+        <w:t xml:space="preserve">已有实验室母库可直接使用；新电脑可先安装并运行合成 Demo，等待材料公开后再完整下载。</w:t>
+      </w:r>
+    </w:p>
+    <w:p>
+      <w:pPr>
+        <w:pStyle w:val="Normal"/>
+      </w:pPr>
+      <w:r>
+        <w:t xml:space="preserve"/>
+      </w:r>
+    </w:p>
+    <w:p>
+      <w:pPr>
+        <w:pStyle w:val="Normal"/>
+      </w:pPr>
+      <w:r>
+        <w:t xml:space="preserve">正式视频现通过 统一材料发布页 (https://github.com/18yiba/visual-video-task/releases/tag/materials-v1-20260910)</w:t>
+      </w:r>
+    </w:p>
+    <w:p>
+      <w:pPr>
+        <w:pStyle w:val="Normal"/>
+      </w:pPr>
+      <w:r>
+        <w:t xml:space="preserve">分包提供。首次安装环境后，双击根目录 download_materials.bat，自动下载并校验至 stimuli/videos。</w:t>
+      </w:r>
+    </w:p>
+    <w:p>
+      <w:pPr>
+        <w:pStyle w:val="Normal"/>
+      </w:pPr>
+      <w:r>
+        <w:t xml:space="preserve">共 84 个视频 ZIP、7996 段、约 44.2 GB；下载脚本逐包解压，建议为材料预留至少 50 GB。</w:t>
+      </w:r>
+    </w:p>
+    <w:p>
+      <w:pPr>
+        <w:pStyle w:val="Normal"/>
+      </w:pPr>
+      <w:r>
+        <w:t xml:space="preserve">源码 ZIP 不包含真实视频；发布页的 Source code ZIP 也不是视频包。</w:t>
+      </w:r>
+    </w:p>
+    <w:p>
+      <w:pPr>
+        <w:pStyle w:val="Normal"/>
+      </w:pPr>
+      <w:r>
+        <w:t xml:space="preserve">手动下载、离线复制、校验及版本注意事项见 视频库下载说明 (MATERIALS_DOWNLOAD.zh-CN.md)。</w:t>
+      </w:r>
+    </w:p>
+    <w:p>
+      <w:pPr>
+        <w:pStyle w:val="Normal"/>
+      </w:pPr>
+      <w:r>
+        <w:t xml:space="preserve">文件名须保留，例如 0001.mp4。支持两种布局：</w:t>
       </w:r>
     </w:p>
     <w:p>
@@ -271,7 +335,7 @@
         <w:pStyle w:val="Normal"/>
       </w:pPr>
       <w:r>
-        <w:t xml:space="preserve">正式分组位于 video_eeg/config/session_manifest.csv，不要自行重命名视频、修改归属或更换清单。</w:t>
+        <w:t xml:space="preserve">正式分组位于 video_eeg/config/session_manifest_34.csv，不要自行重命名视频、修改归属或更换清单。</w:t>
       </w:r>
     </w:p>
     <w:p>
@@ -311,7 +375,7 @@
         <w:pStyle w:val="Normal"/>
       </w:pPr>
       <w:r>
-        <w:t xml:space="preserve">这些练习素材不用于正式采集。完整正式实验必须另外复制真实视频母库；下载代码不能替代下载材料。</w:t>
+        <w:t xml:space="preserve">这些练习素材不用于正式采集。完整正式实验必须另外下载或复制真实视频母库。</w:t>
       </w:r>
     </w:p>
     <w:p>
@@ -343,7 +407,15 @@
         <w:pStyle w:val="Normal"/>
       </w:pPr>
       <w:r>
-        <w:t xml:space="preserve">1. 双击 scripts\install_lab_env_uv.bat，也可双击根目录同名安装入口。</w:t>
+        <w:t xml:space="preserve">1. 双击根目录 install_lab_env_uv.bat；它只转发至 scripts\install_lab_env_uv.bat，两者调用同一安装器。</w:t>
+      </w:r>
+    </w:p>
+    <w:p>
+      <w:pPr>
+        <w:pStyle w:val="Normal"/>
+      </w:pPr>
+      <w:r>
+        <w:t xml:space="preserve">   使用下划线连成的实际文件名，不是 install\_lab\_env\_uv.bat 多层路径。</w:t>
       </w:r>
     </w:p>
     <w:p>
@@ -527,7 +599,23 @@
         <w:pStyle w:val="Normal"/>
       </w:pPr>
       <w:r>
-        <w:t xml:space="preserve">第一条检查 Python/显示/采集相关依赖；第二条检查正式视频、题库及 17 个 Session 的抽查计划。</w:t>
+        <w:t xml:space="preserve">第一条检查 Python/显示/采集相关依赖；第二条检查正式视频、题库及 34 个 Session 的抽查计划。</w:t>
+      </w:r>
+    </w:p>
+    <w:p>
+      <w:pPr>
+        <w:pStyle w:val="Normal"/>
+      </w:pPr>
+      <w:r>
+        <w:t xml:space="preserve">自动下载已逐视频检查 SHA-256；手动复制后另运行</w:t>
+      </w:r>
+    </w:p>
+    <w:p>
+      <w:pPr>
+        <w:pStyle w:val="Normal"/>
+      </w:pPr>
+      <w:r>
+        <w:t xml:space="preserve">.\.venv\Scripts\python.exe scripts\download_materials.py --verify-only，完整核验文件内容。</w:t>
       </w:r>
     </w:p>
     <w:p>
@@ -815,7 +903,7 @@
         <w:pStyle w:val="Normal"/>
       </w:pPr>
       <w:r>
-        <w:t xml:space="preserve">Session  |  选择 1–17；默认建议最近未完成的 Session，仍需主试核对</w:t>
+        <w:t xml:space="preserve">Session  |  选择 1–34；默认建议最近未完成的 Session，仍需主试核对</w:t>
       </w:r>
     </w:p>
     <w:p>
@@ -1031,7 +1119,7 @@
         <w:pStyle w:val="Normal"/>
       </w:pPr>
       <w:r>
-        <w:t xml:space="preserve">当前版本把新正式记录放到 data/video_question_complete_runs。</w:t>
+        <w:t xml:space="preserve">当前 34 组版本把新正式记录放到 data/video_question_complete_runs/protocol_34sessions。</w:t>
       </w:r>
     </w:p>
     <w:p>
@@ -1127,7 +1215,7 @@
         <w:pStyle w:val="Code"/>
       </w:pPr>
       <w:r>
-        <w:t xml:space="preserve">data/video_question_complete_runs/S001/session_01/</w:t>
+        <w:t xml:space="preserve">data/video_question_complete_runs/protocol_34sessions/S001/session_01/</w:t>
       </w:r>
     </w:p>
     <w:p>
@@ -1503,7 +1591,7 @@
         <w:pStyle w:val="Normal"/>
       </w:pPr>
       <w:r>
-        <w:t xml:space="preserve">缺正式视频  |  按第一节复制母库到指定位置，运行材料审计；合成 Demo 不能代替正式视频</w:t>
+        <w:t xml:space="preserve">缺正式视频  |  双击 download_materials.bat，或按材料下载说明解压全部 84 包并校验；合成 Demo 不能代替正式视频</w:t>
       </w:r>
     </w:p>
     <w:p>
@@ -1551,6 +1639,14 @@
         <w:pStyle w:val="Normal"/>
       </w:pPr>
       <w:r>
+        <w:t xml:space="preserve">按 Esc 后出现第二个 ExperimentAbort  |  更新源码到本次修复版；保存提示阶段不再重复处理 Esc，保存完成后按空格退出</w:t>
+      </w:r>
+    </w:p>
+    <w:p>
+      <w:pPr>
+        <w:pStyle w:val="Normal"/>
+      </w:pPr>
+      <w:r>
         <w:t xml:space="preserve">程序异常退出  |  保留所有文件与 crash_report，核对断点再恢复，勿覆盖原始 EEG</w:t>
       </w:r>
     </w:p>
@@ -1608,6 +1704,222 @@
       </w:pPr>
       <w:r>
         <w:t xml:space="preserve">模拟测试不能保证另一台电脑的设备驱动、电极接触或物理时序；首次正式采集前须在目标电脑试跑。</w:t>
+      </w:r>
+    </w:p>
+    <w:p>
+      <w:pPr>
+        <w:pStyle w:val="Normal"/>
+      </w:pPr>
+      <w:r>
+        <w:t xml:space="preserve"/>
+      </w:r>
+    </w:p>
+    <w:p>
+      <w:pPr>
+        <w:pStyle w:val="Heading1"/>
+      </w:pPr>
+      <w:r>
+        <w:t xml:space="preserve">仓库目录占位与本地记录</w:t>
+      </w:r>
+    </w:p>
+    <w:p>
+      <w:pPr>
+        <w:pStyle w:val="Normal"/>
+      </w:pPr>
+      <w:r>
+        <w:t xml:space="preserve"/>
+      </w:r>
+    </w:p>
+    <w:p>
+      <w:pPr>
+        <w:pStyle w:val="Normal"/>
+      </w:pPr>
+      <w:r>
+        <w:t xml:space="preserve">GitHub 已提供 stimuli/videos/.gitkeep、data/video_question_complete_runs/.gitkeep、</w:t>
+      </w:r>
+    </w:p>
+    <w:p>
+      <w:pPr>
+        <w:pStyle w:val="Normal"/>
+      </w:pPr>
+      <w:r>
+        <w:t xml:space="preserve">data/sourcedata/.gitkeep 三个空占位文件。它们只保留目录，不是视频或实验记录。</w:t>
+      </w:r>
+    </w:p>
+    <w:p>
+      <w:pPr>
+        <w:pStyle w:val="Normal"/>
+      </w:pPr>
+      <w:r>
+        <w:t xml:space="preserve">本地已有数据不上传。当前正式采集在本机的 data/video_question_complete_runs/protocol_34sessions 生成记录；</w:t>
+      </w:r>
+    </w:p>
+    <w:p>
+      <w:pPr>
+        <w:pStyle w:val="Normal"/>
+      </w:pPr>
+      <w:r>
+        <w:t xml:space="preserve">data/sourcedata 仅供历史数据兼容。保存提示页按空格关闭，重复 Esc 不再抛出退出异常。</w:t>
+      </w:r>
+    </w:p>
+    <w:p>
+      <w:pPr>
+        <w:pStyle w:val="Normal"/>
+      </w:pPr>
+      <w:r>
+        <w:t xml:space="preserve"/>
+      </w:r>
+    </w:p>
+    <w:p>
+      <w:pPr>
+        <w:pStyle w:val="Heading1"/>
+      </w:pPr>
+      <w:r>
+        <w:t xml:space="preserve">当前 34 组与旧 17 组</w:t>
+      </w:r>
+    </w:p>
+    <w:p>
+      <w:pPr>
+        <w:pStyle w:val="Normal"/>
+      </w:pPr>
+      <w:r>
+        <w:t xml:space="preserve"/>
+      </w:r>
+    </w:p>
+    <w:p>
+      <w:pPr>
+        <w:pStyle w:val="Normal"/>
+      </w:pPr>
+      <w:r>
+        <w:t xml:space="preserve">7949 段正式视频总净时长约 50.30 小时。新分组每组 88.35–88.94 分钟，平均 88.76 分钟，</w:t>
+      </w:r>
+    </w:p>
+    <w:p>
+      <w:pPr>
+        <w:pStyle w:val="Normal"/>
+      </w:pPr>
+      <w:r>
+        <w:t xml:space="preserve">每组 233–235 段，五档视频各至少 46 段；全库正式视频范围约 5.107–59.976 秒。</w:t>
+      </w:r>
+    </w:p>
+    <w:p>
+      <w:pPr>
+        <w:pStyle w:val="Normal"/>
+      </w:pPr>
+      <w:r>
+        <w:t xml:space="preserve">每个原 Session 按五档时长均衡拆为两半，原 n 对应新 2n−1 和 2n。各组内部随机播放；</w:t>
+      </w:r>
+    </w:p>
+    <w:p>
+      <w:pPr>
+        <w:pStyle w:val="Normal"/>
+      </w:pPr>
+      <w:r>
+        <w:t xml:space="preserve">播放顺序和 18 个抽查目标在开始时保存，续跑不重新抽签。没有 90 分钟强制停止。</w:t>
+      </w:r>
+    </w:p>
+    <w:p>
+      <w:pPr>
+        <w:pStyle w:val="Normal"/>
+      </w:pPr>
+      <w:r>
+        <w:t xml:space="preserve">注视点、视频间隔、答题及休息不计入净观看，实际占用时间会更长。</w:t>
+      </w:r>
+    </w:p>
+    <w:p>
+      <w:pPr>
+        <w:pStyle w:val="Normal"/>
+      </w:pPr>
+      <w:r>
+        <w:t xml:space="preserve"/>
+      </w:r>
+    </w:p>
+    <w:p>
+      <w:pPr>
+        <w:pStyle w:val="Normal"/>
+      </w:pPr>
+      <w:r>
+        <w:t xml:space="preserve">当前权威分组为 video_eeg/config/session_manifest_34.csv。</w:t>
+      </w:r>
+    </w:p>
+    <w:p>
+      <w:pPr>
+        <w:pStyle w:val="Normal"/>
+      </w:pPr>
+      <w:r>
+        <w:t xml:space="preserve">旧 session_manifest.csv 保留原 17 组，不能用新文件覆盖旧文件。</w:t>
+      </w:r>
+    </w:p>
+    <w:p>
+      <w:pPr>
+        <w:pStyle w:val="Normal"/>
+      </w:pPr>
+      <w:r>
+        <w:t xml:space="preserve">旧完整版 17 组请用 run_video_legacy_17.bat，其数据仍在 data/video_question_complete_runs/&lt;subject&gt;。</w:t>
+      </w:r>
+    </w:p>
+    <w:p>
+      <w:pPr>
+        <w:pStyle w:val="Normal"/>
+      </w:pPr>
+      <w:r>
+        <w:t xml:space="preserve">新默认入口用 data/video_question_complete_runs/protocol_34sessions/&lt;subject&gt;，避免同编号读到旧状态。</w:t>
+      </w:r>
+    </w:p>
+    <w:p>
+      <w:pPr>
+        <w:pStyle w:val="Normal"/>
+      </w:pPr>
+      <w:r>
+        <w:t xml:space="preserve">不自动迁移已开始的旧 Session，不把旧完成进度强行当作新分组的完成进度。</w:t>
+      </w:r>
+    </w:p>
+    <w:p>
+      <w:pPr>
+        <w:pStyle w:val="Normal"/>
+      </w:pPr>
+      <w:r>
+        <w:t xml:space="preserve"/>
+      </w:r>
+    </w:p>
+    <w:p>
+      <w:pPr>
+        <w:pStyle w:val="Normal"/>
+      </w:pPr>
+      <w:r>
+        <w:t xml:space="preserve">video_eeg/config/video_question_labels.csv 是 7996 段视频的完整标签对照表；</w:t>
+      </w:r>
+    </w:p>
+    <w:p>
+      <w:pPr>
+        <w:pStyle w:val="Normal"/>
+      </w:pPr>
+      <w:r>
+        <w:t xml:space="preserve">包含 SHA-256、题干、选项、答案、复核状态、session_34 和 legacy_session_17。</w:t>
+      </w:r>
+    </w:p>
+    <w:p>
+      <w:pPr>
+        <w:pStyle w:val="Normal"/>
+      </w:pPr>
+      <w:r>
+        <w:t xml:space="preserve">Release 的 material_metadata.zip 也包含此表。题目经 video_file 文件名关联，未嵌入 MP4 画面或字幕。</w:t>
+      </w:r>
+    </w:p>
+    <w:p>
+      <w:pPr>
+        <w:pStyle w:val="Normal"/>
+      </w:pPr>
+      <w:r>
+        <w:t xml:space="preserve">原题库可能保留历史 session_id，当前分组以 34 组清单和标签表的 session_34 列为准。</w:t>
+      </w:r>
+    </w:p>
+    <w:p>
+      <w:pPr>
+        <w:pStyle w:val="Normal"/>
+      </w:pPr>
+      <w:r>
+        <w:t xml:space="preserve">详见 34 组与标签审计 (SESSION_34_AND_LABEL_AUDIT.zh-CN.md)。</w:t>
       </w:r>
     </w:p>
     <w:sectPr>

--- a/docs/视频EEG_详细操作说明.docx
+++ b/docs/视频EEG_详细操作说明.docx
@@ -32,6 +32,22 @@
       </w:pPr>
       <w:r>
         <w:t xml:space="preserve">当前默认正式题库：complete_questions_20260908/question_bank.json。</w:t>
+      </w:r>
+    </w:p>
+    <w:p>
+      <w:pPr>
+        <w:pStyle w:val="Normal"/>
+      </w:pPr>
+      <w:r>
+        <w:t xml:space="preserve"/>
+      </w:r>
+    </w:p>
+    <w:p>
+      <w:pPr>
+        <w:pStyle w:val="Normal"/>
+      </w:pPr>
+      <w:r>
+        <w:t xml:space="preserve">已在离线实验室电脑采集数据，需要用移动硬盘更新时，请使用离线最小更新说明 (OFFLINE_LAB_UPDATE.zh-CN.md)：只新增更新文件夹，保留原环境、配置、数据和旧实验入口，无需联网安装。</w:t>
       </w:r>
     </w:p>
     <w:p>

--- a/docs/视频EEG_详细操作说明.docx
+++ b/docs/视频EEG_详细操作说明.docx
@@ -191,15 +191,7 @@
         <w:pStyle w:val="Normal"/>
       </w:pPr>
       <w:r>
-        <w:t xml:space="preserve">当前远端视频包尚在上传，完整下载状态见 材料发布状态 (MATERIALS_UPLOAD_STATUS.md)。</w:t>
-      </w:r>
-    </w:p>
-    <w:p>
-      <w:pPr>
-        <w:pStyle w:val="Normal"/>
-      </w:pPr>
-      <w:r>
-        <w:t xml:space="preserve">已有实验室母库可直接使用；新电脑可先安装并运行合成 Demo，等待材料公开后再完整下载。</w:t>
+        <w:t xml:space="preserve">完整视频附件已公开，见 材料发布状态 (MATERIALS_UPLOAD_STATUS.md)。</w:t>
       </w:r>
     </w:p>
     <w:p>

--- a/docs/视频EEG_详细操作说明.docx
+++ b/docs/视频EEG_详细操作说明.docx
@@ -2,6 +2,198 @@
 <file path=word/document.xml><?xml version="1.0" encoding="utf-8"?>
 <w:document xmlns:w="http://schemas.openxmlformats.org/wordprocessingml/2006/main">
   <w:body>
+    <w:p>
+      <w:pPr>
+        <w:pStyle w:val="Title"/>
+      </w:pPr>
+      <w:r>
+        <w:t xml:space="preserve">视频 EEG 主试操作手册</w:t>
+      </w:r>
+    </w:p>
+    <w:p>
+      <w:pPr>
+        <w:pStyle w:val="Normal"/>
+      </w:pPr>
+      <w:r>
+        <w:t xml:space="preserve"/>
+      </w:r>
+    </w:p>
+    <w:p>
+      <w:pPr>
+        <w:pStyle w:val="Heading1"/>
+      </w:pPr>
+      <w:r>
+        <w:t xml:space="preserve">新实验：Emotion EEG v1（45 个 Session）</w:t>
+      </w:r>
+    </w:p>
+    <w:p>
+      <w:pPr>
+        <w:pStyle w:val="Normal"/>
+      </w:pPr>
+      <w:r>
+        <w:t xml:space="preserve"/>
+      </w:r>
+    </w:p>
+    <w:p>
+      <w:pPr>
+        <w:pStyle w:val="Normal"/>
+      </w:pPr>
+      <w:r>
+        <w:t xml:space="preserve">新实验使用 run_video_emotion_demo.bat 和 run_video_emotion_formal.bat。</w:t>
+      </w:r>
+    </w:p>
+    <w:p>
+      <w:pPr>
+        <w:pStyle w:val="Normal"/>
+      </w:pPr>
+      <w:r>
+        <w:t xml:space="preserve">环境仍用根目录 install_lab_env_uv.bat 或 scripts/install_lab_env_uv.bat 安装。</w:t>
+      </w:r>
+    </w:p>
+    <w:p>
+      <w:pPr>
+        <w:pStyle w:val="Normal"/>
+      </w:pPr>
+      <w:r>
+        <w:t xml:space="preserve">四段合成 Demo 不依赖正式视频；正式采集需要原普通库和最终 eMotions 3,138 个视频。</w:t>
+      </w:r>
+    </w:p>
+    <w:p>
+      <w:pPr>
+        <w:pStyle w:val="Normal"/>
+      </w:pPr>
+      <w:r>
+        <w:t xml:space="preserve"/>
+      </w:r>
+    </w:p>
+    <w:p>
+      <w:pPr>
+        <w:pStyle w:val="Normal"/>
+      </w:pPr>
+      <w:r>
+        <w:t xml:space="preserve">请按 Emotion EEG 完整操作说明 (EMOTION_EEG_PROTOCOL.zh-CN.md) 完成：</w:t>
+      </w:r>
+    </w:p>
+    <w:p>
+      <w:pPr>
+        <w:pStyle w:val="Normal"/>
+      </w:pPr>
+      <w:r>
+        <w:t xml:space="preserve">材料放置和本机路径 → check_emotion_materials.bat → Demo → 真实设备短测 → 正式采集。</w:t>
+      </w:r>
+    </w:p>
+    <w:p>
+      <w:pPr>
+        <w:pStyle w:val="Normal"/>
+      </w:pPr>
+      <w:r>
+        <w:t xml:space="preserve">该文档包含两页九级评分、F/J/S/Esc/空格、实际净计时、恢复、数据字段和离线更新流程。</w:t>
+      </w:r>
+    </w:p>
+    <w:p>
+      <w:pPr>
+        <w:pStyle w:val="Normal"/>
+      </w:pPr>
+      <w:r>
+        <w:t xml:space="preserve">实验依据见 评分维度与量表 (EMOTION_RATING_RATIONALE.md)。</w:t>
+      </w:r>
+    </w:p>
+    <w:p>
+      <w:pPr>
+        <w:pStyle w:val="Normal"/>
+      </w:pPr>
+      <w:r>
+        <w:t xml:space="preserve"/>
+      </w:r>
+    </w:p>
+    <w:p>
+      <w:pPr>
+        <w:pStyle w:val="Normal"/>
+      </w:pPr>
+      <w:r>
+        <w:t xml:space="preserve">新数据只写 data/video_emotion_eeg_runs/protocol_emotion_v1。</w:t>
+      </w:r>
+    </w:p>
+    <w:p>
+      <w:pPr>
+        <w:pStyle w:val="Normal"/>
+      </w:pPr>
+      <w:r>
+        <w:t xml:space="preserve">旧被试继续使用原 17/34 组入口，不能直接迁移进度。原文件/环境/数据全部保留。</w:t>
+      </w:r>
+    </w:p>
+    <w:p>
+      <w:pPr>
+        <w:pStyle w:val="Normal"/>
+      </w:pPr>
+      <w:r>
+        <w:t xml:space="preserve">本次已执行自动测试、真实 PsychoPy 窗口和 dummy EEG 软件验证；真实 BrainCo 验证待主试完成。</w:t>
+      </w:r>
+    </w:p>
+    <w:p>
+      <w:pPr>
+        <w:pStyle w:val="Normal"/>
+      </w:pPr>
+      <w:r>
+        <w:t xml:space="preserve"/>
+      </w:r>
+    </w:p>
+    <w:p>
+      <w:pPr>
+        <w:pStyle w:val="Normal"/>
+      </w:pPr>
+      <w:r>
+        <w:t xml:space="preserve">---</w:t>
+      </w:r>
+    </w:p>
+    <w:p>
+      <w:pPr>
+        <w:pStyle w:val="Normal"/>
+      </w:pPr>
+      <w:r>
+        <w:t xml:space="preserve"/>
+      </w:r>
+    </w:p>
+    <w:p>
+      <w:pPr>
+        <w:pStyle w:val="Heading1"/>
+      </w:pPr>
+      <w:r>
+        <w:t xml:space="preserve">旧内容题协议参考：以下仅供已有 17/34 组被试续跑</w:t>
+      </w:r>
+    </w:p>
+    <w:p>
+      <w:pPr>
+        <w:pStyle w:val="Normal"/>
+      </w:pPr>
+      <w:r>
+        <w:t xml:space="preserve"/>
+      </w:r>
+    </w:p>
+    <w:p>
+      <w:pPr>
+        <w:pStyle w:val="Normal"/>
+      </w:pPr>
+      <w:r>
+        <w:t xml:space="preserve">以下内容中的“当前”“正式”“Demo”均指旧内容题协议，不是 Emotion EEG v1。</w:t>
+      </w:r>
+    </w:p>
+    <w:p>
+      <w:pPr>
+        <w:pStyle w:val="Normal"/>
+      </w:pPr>
+      <w:r>
+        <w:t xml:space="preserve">新被试请使用上面的新协议文档。</w:t>
+      </w:r>
+    </w:p>
+    <w:p>
+      <w:pPr>
+        <w:pStyle w:val="Normal"/>
+      </w:pPr>
+      <w:r>
+        <w:t xml:space="preserve"/>
+      </w:r>
+    </w:p>
     <w:p>
       <w:pPr>
         <w:pStyle w:val="Title"/>
